--- a/backend/assets/docs/Obserra-SAP-UAC-Admin-Operator-Guide.docx
+++ b/backend/assets/docs/Obserra-SAP-UAC-Admin-Operator-Guide.docx
@@ -51,7 +51,7 @@
           <w:color w:val="12B4D6"/>
           <w:sz w:val="26"/>
         </w:rPr>
-        <w:t>Obserra SAP UAC</w:t>
+        <w:t>Obserra Agentic AI Security</w:t>
       </w:r>
     </w:p>
     <w:p>
@@ -68,7 +68,7 @@
         <w:jc w:val="center"/>
       </w:pPr>
       <w:r>
-        <w:t>Enterprise SAP User Access Control &amp; Access Intelligence</w:t>
+        <w:t>Agentic AI Security Control Plane — machine authority, guardrails &amp; runtime enforcement</w:t>
       </w:r>
     </w:p>
     <w:p>
@@ -98,7 +98,7 @@
     </w:p>
     <w:p>
       <w:r>
-        <w:t>1.  About Obserra SAP UAC</w:t>
+        <w:t>1.  About Obserra Agentic AI Security</w:t>
       </w:r>
     </w:p>
     <w:p>
@@ -123,72 +123,62 @@
     </w:p>
     <w:p>
       <w:r>
-        <w:t>6.  SAP Analytics</w:t>
+        <w:t>6.  Agentic AI Security Control Plane</w:t>
       </w:r>
     </w:p>
     <w:p>
       <w:r>
-        <w:t>7.  SoD Command Center</w:t>
+        <w:t>7.  Agent Inventory</w:t>
       </w:r>
     </w:p>
     <w:p>
       <w:r>
-        <w:t>8.  Risk Watchlist, Owner Leaderboard &amp; Board Pack</w:t>
+        <w:t>8.  Tool Toxicity Map</w:t>
       </w:r>
     </w:p>
     <w:p>
       <w:r>
-        <w:t>9.  Privileged Access (PAM)</w:t>
+        <w:t>9.  Guardrails &amp; Red Team</w:t>
       </w:r>
     </w:p>
     <w:p>
       <w:r>
-        <w:t>10.  Access Monitoring</w:t>
+        <w:t>10.  Shadow AI Discovery</w:t>
       </w:r>
     </w:p>
     <w:p>
       <w:r>
-        <w:t>11.  Identities</w:t>
+        <w:t>11.  Kill Switch &amp; Runtime Enforcement</w:t>
       </w:r>
     </w:p>
     <w:p>
       <w:r>
-        <w:t>12.  Joiner / Mover / Leaver</w:t>
+        <w:t>12.  AI Incidents &amp; Workflows</w:t>
       </w:r>
     </w:p>
     <w:p>
       <w:r>
-        <w:t>13.  HR Reconciliation</w:t>
+        <w:t>13.  Defensibility &amp; Evidence</w:t>
       </w:r>
     </w:p>
     <w:p>
       <w:r>
-        <w:t>14.  Role Intelligence</w:t>
+        <w:t>14.  Board Brief Scheduler</w:t>
       </w:r>
     </w:p>
     <w:p>
       <w:r>
-        <w:t>15.  Access Requests</w:t>
+        <w:t>15.  Settings, Branding &amp; Deployment</w:t>
       </w:r>
     </w:p>
     <w:p>
       <w:r>
-        <w:t>16.  Certifications</w:t>
+        <w:t>16.  Obserrian Advisor</w:t>
       </w:r>
     </w:p>
     <w:p>
       <w:r>
-        <w:t>17.  Settings, Branding &amp; Deployment</w:t>
-      </w:r>
-    </w:p>
-    <w:p>
-      <w:r>
-        <w:t>18.  Obserra Advisor</w:t>
-      </w:r>
-    </w:p>
-    <w:p>
-      <w:r>
-        <w:t>19.  Support</w:t>
+        <w:t>17.  Support</w:t>
       </w:r>
     </w:p>
     <w:p>
@@ -204,17 +194,17 @@
         <w:rPr>
           <w:color w:val="0F1E3D"/>
         </w:rPr>
-        <w:t>1. About Obserra SAP UAC</w:t>
+        <w:t>1. About Obserra Agentic AI Security</w:t>
       </w:r>
     </w:p>
     <w:p>
       <w:r>
-        <w:t>Obserra SAP UAC gives access, audit and GRC teams a single live view of who can do what across the SAP landscape — and the tooling to fix it. It reconciles HR against SAP accounts, detects Segregation-of-Duties (SoD) conflicts and privileged exposure in real time, and turns every finding into an actionable, auditable ServiceNow change.</w:t>
+        <w:t>Obserra Agentic AI Security is the control plane for the AI agents and models operating across your enterprise. It gives security, GRC and executive teams a single live view of which agents exist, what tools and permissions they hold, how much autonomy they have, and where their capabilities combine into dangerous — 'toxic' — patterns.</w:t>
       </w:r>
     </w:p>
     <w:p>
       <w:r>
-        <w:t>Every number is computed LIVE from the underlying records on each request (No-Mock): the shipped dataset is a realistic, fully sourced snapshot, and real SAP / ServiceNow connectors slot in later without changing the API contract. Every metric carries its source and freshness so findings are audit-defensible.</w:t>
+        <w:t>Every number is computed LIVE from the underlying agent records on each request (No-Mock): delegated authority tiers, modelled agent risk scores, guardrail coverage and the heuristic red-team baseline are all derived from real telemetry. Governance actions (sanction, restrict, suspend, kill) are written to the Defensibility Ledger so every decision is audit-defensible, and the runtime enforcement connector can push those decisions to an external agent runtime.</w:t>
       </w:r>
     </w:p>
     <w:p>
@@ -230,7 +220,7 @@
     </w:p>
     <w:p>
       <w:r>
-        <w:t>Obserra SAP UAC installs like a native app straight from the browser — no app store required — and works across desktop, tablet and mobile.</w:t>
+        <w:t>Obserra installs like a native app straight from the browser — no app store required — and works across desktop, tablet and mobile.</w:t>
       </w:r>
     </w:p>
     <w:p>
@@ -240,7 +230,7 @@
     </w:p>
     <w:p>
       <w:r>
-        <w:t>Once installed, the app launches full-screen and can receive push notifications for access alerts and SoD threshold breaches.</w:t>
+        <w:t>Once installed, the app launches full-screen and can receive push notifications for AI security alerts, shadow-AI discoveries and guardrail breaches.</w:t>
       </w:r>
     </w:p>
     <w:p>
@@ -282,7 +272,7 @@
     </w:p>
     <w:p>
       <w:r>
-        <w:t>Open the app and sign in with your work email and password. Passwords follow NIST 800-63B (&gt;=12 chars with upper/lower/number/symbol). Roles determine what you see: admins get full governance controls, executives get the board view.</w:t>
+        <w:t>Open the app and sign in with your work email and password. Passwords follow NIST 800-63B (&gt;=12 chars with upper/lower/number/symbol). Roles determine what you see: admins get full enforcement controls, executives get the board view.</w:t>
       </w:r>
     </w:p>
     <w:p>
@@ -346,7 +336,7 @@
     </w:p>
     <w:p>
       <w:r>
-        <w:t>The landing dashboard opens on board-ready SAP access posture: the auto-running AI Analyst headline, key KPIs (identities, accounts, open SoD, average risk, license usage), top exposures and the decisions that need attention. Switch altitude between Executive and Operational from the toggle in the top bar.</w:t>
+        <w:t>The landing dashboard is the complete rollup of the AI security estate: modelled agent risk, autonomous agents, toxic capability combinations, shadow-AI exposure, guardrail gaps and open AI incidents — all as one board-ready view. Every KPI and card opens a standardized deep-dive with an AI strategic brief and recommended actions, and admins can email the executive brief on demand or on a cadence from here.</w:t>
       </w:r>
     </w:p>
     <w:p>
@@ -405,12 +395,156 @@
         <w:rPr>
           <w:color w:val="0F1E3D"/>
         </w:rPr>
-        <w:t>6. SAP Analytics</w:t>
+        <w:t>6. Agentic AI Security Control Plane</w:t>
       </w:r>
     </w:p>
     <w:p>
       <w:r>
-        <w:t>A deep analytics workspace over the whole SAP estate: identities, accounts, SoD by business area, license utilisation and risk distribution, with drill-downs on every chart. Export any view as a branded PDF or CSV for auditors and steering committees.</w:t>
+        <w:t>The dedicated seven-tab workspace: Mission Control, Agent Inventory, Authority &amp; Tools (with the Tool Toxicity Map), Guardrails &amp; Red Team, Shadow AI, Incidents and Defensibility. Mission Control summarises the estate; every tile is clickable and drills into the relevant tab or agent.</w:t>
+      </w:r>
+    </w:p>
+    <w:p>
+      <w:pPr>
+        <w:pStyle w:val="Heading1"/>
+      </w:pPr>
+      <w:r>
+        <w:rPr>
+          <w:color w:val="0F1E3D"/>
+        </w:rPr>
+        <w:t>7. Agent Inventory</w:t>
+      </w:r>
+    </w:p>
+    <w:p>
+      <w:r>
+        <w:t>Every registered AI agent with its owner, model, delegated tools and permissions, modelled risk score, authority tier, guardrail coverage and governance status. Search and filter by status or risk class; open any agent for full evidence and AI analysis.</w:t>
+      </w:r>
+    </w:p>
+    <w:p>
+      <w:pPr>
+        <w:pStyle w:val="Heading1"/>
+      </w:pPr>
+      <w:r>
+        <w:rPr>
+          <w:color w:val="0F1E3D"/>
+        </w:rPr>
+        <w:t>8. Tool Toxicity Map</w:t>
+      </w:r>
+    </w:p>
+    <w:p>
+      <w:r>
+        <w:t>A visual Agent -&gt; Tool -&gt; Permission -&gt; Resource graph that flags toxic capability combinations — for example an action-capable tool such as shell.exec paired with write permissions and no human-in-the-loop guardrail, or a data-exfiltration-capable tool with access to sensitive resources. The heatmap makes the most dangerous agents glanceable so reviewers can neutralise them first.</w:t>
+      </w:r>
+    </w:p>
+    <w:p>
+      <w:pPr>
+        <w:pStyle w:val="Heading1"/>
+      </w:pPr>
+      <w:r>
+        <w:rPr>
+          <w:color w:val="0F1E3D"/>
+        </w:rPr>
+        <w:t>9. Guardrails &amp; Red Team</w:t>
+      </w:r>
+    </w:p>
+    <w:p>
+      <w:r>
+        <w:t>Enterprise guardrail coverage (input/output filtering, tool allowlist, human approval) across every agent, plus the heuristic red-team baseline. Admins can toggle a guardrail on an agent's governance record and run the deterministic red-team probes; results are explicitly labelled as a heuristic baseline, not live adversarial runtime testing.</w:t>
+      </w:r>
+    </w:p>
+    <w:p>
+      <w:pPr>
+        <w:pStyle w:val="Heading1"/>
+      </w:pPr>
+      <w:r>
+        <w:rPr>
+          <w:color w:val="0F1E3D"/>
+        </w:rPr>
+        <w:t>10. Shadow AI Discovery</w:t>
+      </w:r>
+    </w:p>
+    <w:p>
+      <w:r>
+        <w:t>A discovery feed that auto-populates the review queue with unsanctioned AI systems detected across the estate — common public GenAI SaaS as well as agents flagged shadow. Admins run discovery in one click and sanction each system to bring it under governance.</w:t>
+      </w:r>
+    </w:p>
+    <w:p>
+      <w:pPr>
+        <w:pStyle w:val="Heading1"/>
+      </w:pPr>
+      <w:r>
+        <w:rPr>
+          <w:color w:val="0F1E3D"/>
+        </w:rPr>
+        <w:t>11. Kill Switch &amp; Runtime Enforcement</w:t>
+      </w:r>
+    </w:p>
+    <w:p>
+      <w:r>
+        <w:t>From any agent's detail view, admins can Suspend (restrict), Kill (block) or Resume an agent. The runtime enforcement connector flips the agent's governance status, records the action to the Defensibility Ledger, posts a Slack/Teams alert, and — when an agent-runtime webhook is configured — dispatches the enforcement command to the external execution environment. The UI honestly reflects whether enforcement was applied in the control plane only or pushed to an external runtime.</w:t>
+      </w:r>
+    </w:p>
+    <w:p>
+      <w:pPr>
+        <w:pStyle w:val="Heading1"/>
+      </w:pPr>
+      <w:r>
+        <w:rPr>
+          <w:color w:val="0F1E3D"/>
+        </w:rPr>
+        <w:t>12. AI Incidents &amp; Workflows</w:t>
+      </w:r>
+    </w:p>
+    <w:p>
+      <w:r>
+        <w:t>AI security incident records (severity, mode, status) from the governance backend, alongside the related governance workflows. Each incident opens a deep-dive with an AI brief and recommended actions.</w:t>
+      </w:r>
+    </w:p>
+    <w:p>
+      <w:pPr>
+        <w:pStyle w:val="Heading1"/>
+      </w:pPr>
+      <w:r>
+        <w:rPr>
+          <w:color w:val="0F1E3D"/>
+        </w:rPr>
+        <w:t>13. Defensibility &amp; Evidence</w:t>
+      </w:r>
+    </w:p>
+    <w:p>
+      <w:r>
+        <w:t>The evidence layer: live data-source status, an explicit separation of FACT vs MODELLED vs HEURISTIC BASELINE vs AI RECOMMENDATION, the runtime-enforcement boundary statement and connector health. This is what makes the whole plane audit-defensible.</w:t>
+      </w:r>
+    </w:p>
+    <w:p>
+      <w:pPr>
+        <w:pStyle w:val="Heading1"/>
+      </w:pPr>
+      <w:r>
+        <w:rPr>
+          <w:color w:val="0F1E3D"/>
+        </w:rPr>
+        <w:t>14. Board Brief Scheduler</w:t>
+      </w:r>
+    </w:p>
+    <w:p>
+      <w:r>
+        <w:t>A one-click control (admin) that emails the AI Security Executive Brief — modelled agent risk, autonomous agents, toxic combinations, shadow AI and open incidents — via the managed email pipeline. Choose a weekly or monthly cadence, or send it immediately.</w:t>
+      </w:r>
+    </w:p>
+    <w:p>
+      <w:pPr>
+        <w:pStyle w:val="Heading1"/>
+      </w:pPr>
+      <w:r>
+        <w:rPr>
+          <w:color w:val="0F1E3D"/>
+        </w:rPr>
+        <w:t>15. Settings, Branding &amp; Deployment</w:t>
+      </w:r>
+    </w:p>
+    <w:p>
+      <w:r>
+        <w:t>Personal preferences (digest cadence, replay the guided tour) plus admin controls: alert recipients, custom branding (company name, logo, accent colour), a 'send me a test now' button, and the Deployment &amp; Documentation downloads (on-premise package and these guides in PDF and Word).</w:t>
       </w:r>
     </w:p>
     <w:p>
@@ -426,725 +560,11 @@
               <a:graphicData uri="http://schemas.openxmlformats.org/drawingml/2006/picture">
                 <pic:pic>
                   <pic:nvPicPr>
-                    <pic:cNvPr id="0" name="03_sap_analytics.jpg"/>
+                    <pic:cNvPr id="0" name="14_settings.jpg"/>
                     <pic:cNvPicPr/>
                   </pic:nvPicPr>
                   <pic:blipFill>
                     <a:blip r:embed="rId12"/>
-                    <a:stretch>
-                      <a:fillRect/>
-                    </a:stretch>
-                  </pic:blipFill>
-                  <pic:spPr>
-                    <a:xfrm>
-                      <a:off x="0" y="0"/>
-                      <a:ext cx="5669280" cy="3543300"/>
-                    </a:xfrm>
-                    <a:prstGeom prst="rect"/>
-                  </pic:spPr>
-                </pic:pic>
-              </a:graphicData>
-            </a:graphic>
-          </wp:inline>
-        </w:drawing>
-      </w:r>
-    </w:p>
-    <w:p>
-      <w:pPr>
-        <w:jc w:val="center"/>
-      </w:pPr>
-      <w:r>
-        <w:rPr>
-          <w:color w:val="808080"/>
-          <w:sz w:val="16"/>
-        </w:rPr>
-        <w:t>Figure: SAP Analytics</w:t>
-      </w:r>
-    </w:p>
-    <w:p>
-      <w:pPr>
-        <w:pStyle w:val="Heading1"/>
-      </w:pPr>
-      <w:r>
-        <w:rPr>
-          <w:color w:val="0F1E3D"/>
-        </w:rPr>
-        <w:t>7. SoD Command Center</w:t>
-      </w:r>
-    </w:p>
-    <w:p>
-      <w:r>
-        <w:t>The heart of the platform. An AI insight card summarises the live SoD picture, followed by severity KPIs, the Access Governance Scorecard (with an 8-week trend and 'why the score moved'), the SoD -&gt; ServiceNow Auto-Remediation rule engine, the Governance Digest schedule (email + Slack/Teams + voice briefing + evidence pack), a pre-assignment risk simulator, the SoD rule library and the full detected-conflicts table with severity, area and status filters. Every row opens a detail view with an AI risk rating and concrete 'how to fix' steps.</w:t>
-      </w:r>
-    </w:p>
-    <w:p>
-      <w:r>
-        <w:drawing>
-          <wp:inline xmlns:a="http://schemas.openxmlformats.org/drawingml/2006/main" xmlns:pic="http://schemas.openxmlformats.org/drawingml/2006/picture">
-            <wp:extent cx="5669280" cy="3543300"/>
-            <wp:docPr id="5" name="Picture 5"/>
-            <wp:cNvGraphicFramePr>
-              <a:graphicFrameLocks noChangeAspect="1"/>
-            </wp:cNvGraphicFramePr>
-            <a:graphic>
-              <a:graphicData uri="http://schemas.openxmlformats.org/drawingml/2006/picture">
-                <pic:pic>
-                  <pic:nvPicPr>
-                    <pic:cNvPr id="0" name="04_sod_command_center.jpg"/>
-                    <pic:cNvPicPr/>
-                  </pic:nvPicPr>
-                  <pic:blipFill>
-                    <a:blip r:embed="rId13"/>
-                    <a:stretch>
-                      <a:fillRect/>
-                    </a:stretch>
-                  </pic:blipFill>
-                  <pic:spPr>
-                    <a:xfrm>
-                      <a:off x="0" y="0"/>
-                      <a:ext cx="5669280" cy="3543300"/>
-                    </a:xfrm>
-                    <a:prstGeom prst="rect"/>
-                  </pic:spPr>
-                </pic:pic>
-              </a:graphicData>
-            </a:graphic>
-          </wp:inline>
-        </w:drawing>
-      </w:r>
-    </w:p>
-    <w:p>
-      <w:pPr>
-        <w:jc w:val="center"/>
-      </w:pPr>
-      <w:r>
-        <w:rPr>
-          <w:color w:val="808080"/>
-          <w:sz w:val="16"/>
-        </w:rPr>
-        <w:t>Figure: SoD Command Center</w:t>
-      </w:r>
-    </w:p>
-    <w:p>
-      <w:pPr>
-        <w:pStyle w:val="Heading1"/>
-      </w:pPr>
-      <w:r>
-        <w:rPr>
-          <w:color w:val="0F1E3D"/>
-        </w:rPr>
-        <w:t>8. Risk Watchlist, Owner Leaderboard &amp; Board Pack</w:t>
-      </w:r>
-    </w:p>
-    <w:p>
-      <w:r>
-        <w:t>Pin the SoD business areas you own to the Risk Watchlist so their hot spots surface every login; flip the 'Assigned to me' lens, set a bell alert threshold, and open a one-tap ServiceNow remediation ticket. Click any ticket badge to view its full ServiceNow change timeline, which auto-refreshes while open.</w:t>
-      </w:r>
-    </w:p>
-    <w:p>
-      <w:r>
-        <w:t>The Owner Accountability Leaderboard ranks who carries the most open Critical SoD across regions, flags unowned hot spots, lets admins assign an owner in place, and can 'nudge all owners' — emailing each owner their assigned hot spots on demand.</w:t>
-      </w:r>
-    </w:p>
-    <w:p>
-      <w:r>
-        <w:t>The Board Pack card previews this month's executive access-governance pack with the analytics PDF attached; admins can send it immediately or schedule the monthly auto-send day and recipients inline.</w:t>
-      </w:r>
-    </w:p>
-    <w:p>
-      <w:r>
-        <w:drawing>
-          <wp:inline xmlns:a="http://schemas.openxmlformats.org/drawingml/2006/main" xmlns:pic="http://schemas.openxmlformats.org/drawingml/2006/picture">
-            <wp:extent cx="5669280" cy="3543300"/>
-            <wp:docPr id="6" name="Picture 6"/>
-            <wp:cNvGraphicFramePr>
-              <a:graphicFrameLocks noChangeAspect="1"/>
-            </wp:cNvGraphicFramePr>
-            <a:graphic>
-              <a:graphicData uri="http://schemas.openxmlformats.org/drawingml/2006/picture">
-                <pic:pic>
-                  <pic:nvPicPr>
-                    <pic:cNvPr id="0" name="05_sod_watchlist_leaderboard.jpg"/>
-                    <pic:cNvPicPr/>
-                  </pic:nvPicPr>
-                  <pic:blipFill>
-                    <a:blip r:embed="rId14"/>
-                    <a:stretch>
-                      <a:fillRect/>
-                    </a:stretch>
-                  </pic:blipFill>
-                  <pic:spPr>
-                    <a:xfrm>
-                      <a:off x="0" y="0"/>
-                      <a:ext cx="5669280" cy="3543300"/>
-                    </a:xfrm>
-                    <a:prstGeom prst="rect"/>
-                  </pic:spPr>
-                </pic:pic>
-              </a:graphicData>
-            </a:graphic>
-          </wp:inline>
-        </w:drawing>
-      </w:r>
-    </w:p>
-    <w:p>
-      <w:pPr>
-        <w:jc w:val="center"/>
-      </w:pPr>
-      <w:r>
-        <w:rPr>
-          <w:color w:val="808080"/>
-          <w:sz w:val="16"/>
-        </w:rPr>
-        <w:t>Figure: Risk Watchlist, Owner Leaderboard &amp; Board Pack</w:t>
-      </w:r>
-    </w:p>
-    <w:p>
-      <w:pPr>
-        <w:pStyle w:val="Heading1"/>
-      </w:pPr>
-      <w:r>
-        <w:rPr>
-          <w:color w:val="0F1E3D"/>
-        </w:rPr>
-        <w:t>9. Privileged Access (PAM)</w:t>
-      </w:r>
-    </w:p>
-    <w:p>
-      <w:r>
-        <w:t>Track SAP privileged and emergency (firefighter) access: who holds elevated roles, how long, and whether usage is justified. Revoke privileged access, lock accounts or trigger recertification in one click, each stamped to the audit trail and a ServiceNow change.</w:t>
-      </w:r>
-    </w:p>
-    <w:p>
-      <w:r>
-        <w:drawing>
-          <wp:inline xmlns:a="http://schemas.openxmlformats.org/drawingml/2006/main" xmlns:pic="http://schemas.openxmlformats.org/drawingml/2006/picture">
-            <wp:extent cx="5669280" cy="3543300"/>
-            <wp:docPr id="7" name="Picture 7"/>
-            <wp:cNvGraphicFramePr>
-              <a:graphicFrameLocks noChangeAspect="1"/>
-            </wp:cNvGraphicFramePr>
-            <a:graphic>
-              <a:graphicData uri="http://schemas.openxmlformats.org/drawingml/2006/picture">
-                <pic:pic>
-                  <pic:nvPicPr>
-                    <pic:cNvPr id="0" name="06_privileged_access.jpg"/>
-                    <pic:cNvPicPr/>
-                  </pic:nvPicPr>
-                  <pic:blipFill>
-                    <a:blip r:embed="rId15"/>
-                    <a:stretch>
-                      <a:fillRect/>
-                    </a:stretch>
-                  </pic:blipFill>
-                  <pic:spPr>
-                    <a:xfrm>
-                      <a:off x="0" y="0"/>
-                      <a:ext cx="5669280" cy="3543300"/>
-                    </a:xfrm>
-                    <a:prstGeom prst="rect"/>
-                  </pic:spPr>
-                </pic:pic>
-              </a:graphicData>
-            </a:graphic>
-          </wp:inline>
-        </w:drawing>
-      </w:r>
-    </w:p>
-    <w:p>
-      <w:pPr>
-        <w:jc w:val="center"/>
-      </w:pPr>
-      <w:r>
-        <w:rPr>
-          <w:color w:val="808080"/>
-          <w:sz w:val="16"/>
-        </w:rPr>
-        <w:t>Figure: Privileged Access (PAM)</w:t>
-      </w:r>
-    </w:p>
-    <w:p>
-      <w:pPr>
-        <w:pStyle w:val="Heading1"/>
-      </w:pPr>
-      <w:r>
-        <w:rPr>
-          <w:color w:val="0F1E3D"/>
-        </w:rPr>
-        <w:t>10. Access Monitoring</w:t>
-      </w:r>
-    </w:p>
-    <w:p>
-      <w:r>
-        <w:t>Continuous monitoring of access signals — anomalous logons, dormant-but-entitled accounts, terminated identities with residual access and connector health — so drift is caught the moment it appears.</w:t>
-      </w:r>
-    </w:p>
-    <w:p>
-      <w:r>
-        <w:drawing>
-          <wp:inline xmlns:a="http://schemas.openxmlformats.org/drawingml/2006/main" xmlns:pic="http://schemas.openxmlformats.org/drawingml/2006/picture">
-            <wp:extent cx="5669280" cy="3543300"/>
-            <wp:docPr id="8" name="Picture 8"/>
-            <wp:cNvGraphicFramePr>
-              <a:graphicFrameLocks noChangeAspect="1"/>
-            </wp:cNvGraphicFramePr>
-            <a:graphic>
-              <a:graphicData uri="http://schemas.openxmlformats.org/drawingml/2006/picture">
-                <pic:pic>
-                  <pic:nvPicPr>
-                    <pic:cNvPr id="0" name="07_access_monitoring.jpg"/>
-                    <pic:cNvPicPr/>
-                  </pic:nvPicPr>
-                  <pic:blipFill>
-                    <a:blip r:embed="rId16"/>
-                    <a:stretch>
-                      <a:fillRect/>
-                    </a:stretch>
-                  </pic:blipFill>
-                  <pic:spPr>
-                    <a:xfrm>
-                      <a:off x="0" y="0"/>
-                      <a:ext cx="5669280" cy="3543300"/>
-                    </a:xfrm>
-                    <a:prstGeom prst="rect"/>
-                  </pic:spPr>
-                </pic:pic>
-              </a:graphicData>
-            </a:graphic>
-          </wp:inline>
-        </w:drawing>
-      </w:r>
-    </w:p>
-    <w:p>
-      <w:pPr>
-        <w:jc w:val="center"/>
-      </w:pPr>
-      <w:r>
-        <w:rPr>
-          <w:color w:val="808080"/>
-          <w:sz w:val="16"/>
-        </w:rPr>
-        <w:t>Figure: Access Monitoring</w:t>
-      </w:r>
-    </w:p>
-    <w:p>
-      <w:pPr>
-        <w:pStyle w:val="Heading1"/>
-      </w:pPr>
-      <w:r>
-        <w:rPr>
-          <w:color w:val="0F1E3D"/>
-        </w:rPr>
-        <w:t>11. Identities</w:t>
-      </w:r>
-    </w:p>
-    <w:p>
-      <w:r>
-        <w:t>The canonical identity register reconciled from HR: each person with their SAP accounts, roles, risk score and lifecycle state. Open any identity for the full access footprint, an AI risk rating and lifecycle actions (activate, suspend, resume, deactivate).</w:t>
-      </w:r>
-    </w:p>
-    <w:p>
-      <w:r>
-        <w:drawing>
-          <wp:inline xmlns:a="http://schemas.openxmlformats.org/drawingml/2006/main" xmlns:pic="http://schemas.openxmlformats.org/drawingml/2006/picture">
-            <wp:extent cx="5669280" cy="3543300"/>
-            <wp:docPr id="9" name="Picture 9"/>
-            <wp:cNvGraphicFramePr>
-              <a:graphicFrameLocks noChangeAspect="1"/>
-            </wp:cNvGraphicFramePr>
-            <a:graphic>
-              <a:graphicData uri="http://schemas.openxmlformats.org/drawingml/2006/picture">
-                <pic:pic>
-                  <pic:nvPicPr>
-                    <pic:cNvPr id="0" name="08_identities.jpg"/>
-                    <pic:cNvPicPr/>
-                  </pic:nvPicPr>
-                  <pic:blipFill>
-                    <a:blip r:embed="rId17"/>
-                    <a:stretch>
-                      <a:fillRect/>
-                    </a:stretch>
-                  </pic:blipFill>
-                  <pic:spPr>
-                    <a:xfrm>
-                      <a:off x="0" y="0"/>
-                      <a:ext cx="5669280" cy="3543300"/>
-                    </a:xfrm>
-                    <a:prstGeom prst="rect"/>
-                  </pic:spPr>
-                </pic:pic>
-              </a:graphicData>
-            </a:graphic>
-          </wp:inline>
-        </w:drawing>
-      </w:r>
-    </w:p>
-    <w:p>
-      <w:pPr>
-        <w:jc w:val="center"/>
-      </w:pPr>
-      <w:r>
-        <w:rPr>
-          <w:color w:val="808080"/>
-          <w:sz w:val="16"/>
-        </w:rPr>
-        <w:t>Figure: Identities</w:t>
-      </w:r>
-    </w:p>
-    <w:p>
-      <w:pPr>
-        <w:pStyle w:val="Heading1"/>
-      </w:pPr>
-      <w:r>
-        <w:rPr>
-          <w:color w:val="0F1E3D"/>
-        </w:rPr>
-        <w:t>12. Joiner / Mover / Leaver</w:t>
-      </w:r>
-    </w:p>
-    <w:p>
-      <w:r>
-        <w:t>Automate the identity lifecycle. Joiners are provisioned to role templates, movers are re-evaluated for SoD as they change departments, and leavers are deprovisioned with residual-access checks — every step orchestrated through ServiceNow.</w:t>
-      </w:r>
-    </w:p>
-    <w:p>
-      <w:r>
-        <w:drawing>
-          <wp:inline xmlns:a="http://schemas.openxmlformats.org/drawingml/2006/main" xmlns:pic="http://schemas.openxmlformats.org/drawingml/2006/picture">
-            <wp:extent cx="5669280" cy="3543300"/>
-            <wp:docPr id="10" name="Picture 10"/>
-            <wp:cNvGraphicFramePr>
-              <a:graphicFrameLocks noChangeAspect="1"/>
-            </wp:cNvGraphicFramePr>
-            <a:graphic>
-              <a:graphicData uri="http://schemas.openxmlformats.org/drawingml/2006/picture">
-                <pic:pic>
-                  <pic:nvPicPr>
-                    <pic:cNvPr id="0" name="09_lifecycle.jpg"/>
-                    <pic:cNvPicPr/>
-                  </pic:nvPicPr>
-                  <pic:blipFill>
-                    <a:blip r:embed="rId18"/>
-                    <a:stretch>
-                      <a:fillRect/>
-                    </a:stretch>
-                  </pic:blipFill>
-                  <pic:spPr>
-                    <a:xfrm>
-                      <a:off x="0" y="0"/>
-                      <a:ext cx="5669280" cy="3543300"/>
-                    </a:xfrm>
-                    <a:prstGeom prst="rect"/>
-                  </pic:spPr>
-                </pic:pic>
-              </a:graphicData>
-            </a:graphic>
-          </wp:inline>
-        </w:drawing>
-      </w:r>
-    </w:p>
-    <w:p>
-      <w:pPr>
-        <w:jc w:val="center"/>
-      </w:pPr>
-      <w:r>
-        <w:rPr>
-          <w:color w:val="808080"/>
-          <w:sz w:val="16"/>
-        </w:rPr>
-        <w:t>Figure: Joiner / Mover / Leaver</w:t>
-      </w:r>
-    </w:p>
-    <w:p>
-      <w:pPr>
-        <w:pStyle w:val="Heading1"/>
-      </w:pPr>
-      <w:r>
-        <w:rPr>
-          <w:color w:val="0F1E3D"/>
-        </w:rPr>
-        <w:t>13. HR Reconciliation</w:t>
-      </w:r>
-    </w:p>
-    <w:p>
-      <w:r>
-        <w:t>Reconcile SAP accounts against the HR source of truth to surface orphaned accounts, missing owners and identity mismatches, with one-tap remediation for each exception.</w:t>
-      </w:r>
-    </w:p>
-    <w:p>
-      <w:r>
-        <w:drawing>
-          <wp:inline xmlns:a="http://schemas.openxmlformats.org/drawingml/2006/main" xmlns:pic="http://schemas.openxmlformats.org/drawingml/2006/picture">
-            <wp:extent cx="5669280" cy="3543300"/>
-            <wp:docPr id="11" name="Picture 11"/>
-            <wp:cNvGraphicFramePr>
-              <a:graphicFrameLocks noChangeAspect="1"/>
-            </wp:cNvGraphicFramePr>
-            <a:graphic>
-              <a:graphicData uri="http://schemas.openxmlformats.org/drawingml/2006/picture">
-                <pic:pic>
-                  <pic:nvPicPr>
-                    <pic:cNvPr id="0" name="10_hr_reconciliation.jpg"/>
-                    <pic:cNvPicPr/>
-                  </pic:nvPicPr>
-                  <pic:blipFill>
-                    <a:blip r:embed="rId19"/>
-                    <a:stretch>
-                      <a:fillRect/>
-                    </a:stretch>
-                  </pic:blipFill>
-                  <pic:spPr>
-                    <a:xfrm>
-                      <a:off x="0" y="0"/>
-                      <a:ext cx="5669280" cy="3543300"/>
-                    </a:xfrm>
-                    <a:prstGeom prst="rect"/>
-                  </pic:spPr>
-                </pic:pic>
-              </a:graphicData>
-            </a:graphic>
-          </wp:inline>
-        </w:drawing>
-      </w:r>
-    </w:p>
-    <w:p>
-      <w:pPr>
-        <w:jc w:val="center"/>
-      </w:pPr>
-      <w:r>
-        <w:rPr>
-          <w:color w:val="808080"/>
-          <w:sz w:val="16"/>
-        </w:rPr>
-        <w:t>Figure: HR Reconciliation</w:t>
-      </w:r>
-    </w:p>
-    <w:p>
-      <w:pPr>
-        <w:pStyle w:val="Heading1"/>
-      </w:pPr>
-      <w:r>
-        <w:rPr>
-          <w:color w:val="0F1E3D"/>
-        </w:rPr>
-        <w:t>14. Role Intelligence</w:t>
-      </w:r>
-    </w:p>
-    <w:p>
-      <w:r>
-        <w:t>Analyse the role model: composite vs single roles, over-provisioning, redundant assignments and role-level SoD risk — with recommendations to right-size access before it becomes an audit finding.</w:t>
-      </w:r>
-    </w:p>
-    <w:p>
-      <w:r>
-        <w:drawing>
-          <wp:inline xmlns:a="http://schemas.openxmlformats.org/drawingml/2006/main" xmlns:pic="http://schemas.openxmlformats.org/drawingml/2006/picture">
-            <wp:extent cx="5669280" cy="3543300"/>
-            <wp:docPr id="12" name="Picture 12"/>
-            <wp:cNvGraphicFramePr>
-              <a:graphicFrameLocks noChangeAspect="1"/>
-            </wp:cNvGraphicFramePr>
-            <a:graphic>
-              <a:graphicData uri="http://schemas.openxmlformats.org/drawingml/2006/picture">
-                <pic:pic>
-                  <pic:nvPicPr>
-                    <pic:cNvPr id="0" name="11_role_intelligence.jpg"/>
-                    <pic:cNvPicPr/>
-                  </pic:nvPicPr>
-                  <pic:blipFill>
-                    <a:blip r:embed="rId20"/>
-                    <a:stretch>
-                      <a:fillRect/>
-                    </a:stretch>
-                  </pic:blipFill>
-                  <pic:spPr>
-                    <a:xfrm>
-                      <a:off x="0" y="0"/>
-                      <a:ext cx="5669280" cy="3543300"/>
-                    </a:xfrm>
-                    <a:prstGeom prst="rect"/>
-                  </pic:spPr>
-                </pic:pic>
-              </a:graphicData>
-            </a:graphic>
-          </wp:inline>
-        </w:drawing>
-      </w:r>
-    </w:p>
-    <w:p>
-      <w:pPr>
-        <w:jc w:val="center"/>
-      </w:pPr>
-      <w:r>
-        <w:rPr>
-          <w:color w:val="808080"/>
-          <w:sz w:val="16"/>
-        </w:rPr>
-        <w:t>Figure: Role Intelligence</w:t>
-      </w:r>
-    </w:p>
-    <w:p>
-      <w:pPr>
-        <w:pStyle w:val="Heading1"/>
-      </w:pPr>
-      <w:r>
-        <w:rPr>
-          <w:color w:val="0F1E3D"/>
-        </w:rPr>
-        <w:t>15. Access Requests</w:t>
-      </w:r>
-    </w:p>
-    <w:p>
-      <w:r>
-        <w:t>A self-service access request and approval workflow with automatic pre-assignment SoD simulation, so risky combinations are flagged before they are ever granted.</w:t>
-      </w:r>
-    </w:p>
-    <w:p>
-      <w:r>
-        <w:drawing>
-          <wp:inline xmlns:a="http://schemas.openxmlformats.org/drawingml/2006/main" xmlns:pic="http://schemas.openxmlformats.org/drawingml/2006/picture">
-            <wp:extent cx="5669280" cy="3543300"/>
-            <wp:docPr id="13" name="Picture 13"/>
-            <wp:cNvGraphicFramePr>
-              <a:graphicFrameLocks noChangeAspect="1"/>
-            </wp:cNvGraphicFramePr>
-            <a:graphic>
-              <a:graphicData uri="http://schemas.openxmlformats.org/drawingml/2006/picture">
-                <pic:pic>
-                  <pic:nvPicPr>
-                    <pic:cNvPr id="0" name="12_access_requests.jpg"/>
-                    <pic:cNvPicPr/>
-                  </pic:nvPicPr>
-                  <pic:blipFill>
-                    <a:blip r:embed="rId21"/>
-                    <a:stretch>
-                      <a:fillRect/>
-                    </a:stretch>
-                  </pic:blipFill>
-                  <pic:spPr>
-                    <a:xfrm>
-                      <a:off x="0" y="0"/>
-                      <a:ext cx="5669280" cy="3543300"/>
-                    </a:xfrm>
-                    <a:prstGeom prst="rect"/>
-                  </pic:spPr>
-                </pic:pic>
-              </a:graphicData>
-            </a:graphic>
-          </wp:inline>
-        </w:drawing>
-      </w:r>
-    </w:p>
-    <w:p>
-      <w:pPr>
-        <w:jc w:val="center"/>
-      </w:pPr>
-      <w:r>
-        <w:rPr>
-          <w:color w:val="808080"/>
-          <w:sz w:val="16"/>
-        </w:rPr>
-        <w:t>Figure: Access Requests</w:t>
-      </w:r>
-    </w:p>
-    <w:p>
-      <w:pPr>
-        <w:pStyle w:val="Heading1"/>
-      </w:pPr>
-      <w:r>
-        <w:rPr>
-          <w:color w:val="0F1E3D"/>
-        </w:rPr>
-        <w:t>16. Certifications</w:t>
-      </w:r>
-    </w:p>
-    <w:p>
-      <w:r>
-        <w:t>Run periodic access certification (attestation) campaigns: reviewers confirm or revoke entitlements, with progress tracking and an auditable record of every decision.</w:t>
-      </w:r>
-    </w:p>
-    <w:p>
-      <w:r>
-        <w:drawing>
-          <wp:inline xmlns:a="http://schemas.openxmlformats.org/drawingml/2006/main" xmlns:pic="http://schemas.openxmlformats.org/drawingml/2006/picture">
-            <wp:extent cx="5669280" cy="3543300"/>
-            <wp:docPr id="14" name="Picture 14"/>
-            <wp:cNvGraphicFramePr>
-              <a:graphicFrameLocks noChangeAspect="1"/>
-            </wp:cNvGraphicFramePr>
-            <a:graphic>
-              <a:graphicData uri="http://schemas.openxmlformats.org/drawingml/2006/picture">
-                <pic:pic>
-                  <pic:nvPicPr>
-                    <pic:cNvPr id="0" name="13_certifications.jpg"/>
-                    <pic:cNvPicPr/>
-                  </pic:nvPicPr>
-                  <pic:blipFill>
-                    <a:blip r:embed="rId22"/>
-                    <a:stretch>
-                      <a:fillRect/>
-                    </a:stretch>
-                  </pic:blipFill>
-                  <pic:spPr>
-                    <a:xfrm>
-                      <a:off x="0" y="0"/>
-                      <a:ext cx="5669280" cy="3543300"/>
-                    </a:xfrm>
-                    <a:prstGeom prst="rect"/>
-                  </pic:spPr>
-                </pic:pic>
-              </a:graphicData>
-            </a:graphic>
-          </wp:inline>
-        </w:drawing>
-      </w:r>
-    </w:p>
-    <w:p>
-      <w:pPr>
-        <w:jc w:val="center"/>
-      </w:pPr>
-      <w:r>
-        <w:rPr>
-          <w:color w:val="808080"/>
-          <w:sz w:val="16"/>
-        </w:rPr>
-        <w:t>Figure: Certifications</w:t>
-      </w:r>
-    </w:p>
-    <w:p>
-      <w:pPr>
-        <w:pStyle w:val="Heading1"/>
-      </w:pPr>
-      <w:r>
-        <w:rPr>
-          <w:color w:val="0F1E3D"/>
-        </w:rPr>
-        <w:t>17. Settings, Branding &amp; Deployment</w:t>
-      </w:r>
-    </w:p>
-    <w:p>
-      <w:r>
-        <w:t>Personal preferences (digest cadence, replay the guided tour) plus admin controls: governance-digest and board-pack recipients, custom branding (company name, logo, accent colour), a 'send me a test now' button, and the Deployment &amp; Documentation downloads (on-premise package and these guides in PDF and Word).</w:t>
-      </w:r>
-    </w:p>
-    <w:p>
-      <w:r>
-        <w:drawing>
-          <wp:inline xmlns:a="http://schemas.openxmlformats.org/drawingml/2006/main" xmlns:pic="http://schemas.openxmlformats.org/drawingml/2006/picture">
-            <wp:extent cx="5669280" cy="3543300"/>
-            <wp:docPr id="15" name="Picture 15"/>
-            <wp:cNvGraphicFramePr>
-              <a:graphicFrameLocks noChangeAspect="1"/>
-            </wp:cNvGraphicFramePr>
-            <a:graphic>
-              <a:graphicData uri="http://schemas.openxmlformats.org/drawingml/2006/picture">
-                <pic:pic>
-                  <pic:nvPicPr>
-                    <pic:cNvPr id="0" name="14_settings.jpg"/>
-                    <pic:cNvPicPr/>
-                  </pic:nvPicPr>
-                  <pic:blipFill>
-                    <a:blip r:embed="rId23"/>
                     <a:stretch>
                       <a:fillRect/>
                     </a:stretch>
@@ -1183,12 +603,12 @@
         <w:rPr>
           <w:color w:val="0F1E3D"/>
         </w:rPr>
-        <w:t>18. Obserra Advisor</w:t>
+        <w:t>16. Obserrian Advisor</w:t>
       </w:r>
     </w:p>
     <w:p>
       <w:r>
-        <w:t>The floating Advisor (top bar) answers access-governance questions grounded on your live SAP posture — open SoD, privileged exposure and the remediations that need sign-off. It can execute recommended actions and, for admins, reports its own usage and spend.</w:t>
+        <w:t>The floating Obserrian Advisor (bottom-right, and via the top-bar ask box) answers AI security questions grounded on your LIVE agent telemetry — delegated tools, permissions, guardrail coverage, tool-governance violations and the red-team baseline. It can execute recommended actions and, for admins, reports its own usage and spend.</w:t>
       </w:r>
     </w:p>
     <w:p>
@@ -1199,7 +619,7 @@
         <w:rPr>
           <w:color w:val="0F1E3D"/>
         </w:rPr>
-        <w:t>19. Support</w:t>
+        <w:t>17. Support</w:t>
       </w:r>
     </w:p>
     <w:p>

--- a/backend/assets/docs/Obserra-SAP-UAC-Admin-Operator-Guide.docx
+++ b/backend/assets/docs/Obserra-SAP-UAC-Admin-Operator-Guide.docx
@@ -68,7 +68,7 @@
         <w:jc w:val="center"/>
       </w:pPr>
       <w:r>
-        <w:t>Agentic AI Security Control Plane — machine authority, guardrails &amp; runtime enforcement</w:t>
+        <w:t>Agentic AI Security Control &amp; Governance — discover, understand, govern, constrain &amp; respond to enterprise AI agents</w:t>
       </w:r>
     </w:p>
     <w:p>
@@ -118,67 +118,72 @@
     </w:p>
     <w:p>
       <w:r>
-        <w:t>5.  Executive Overview</w:t>
+        <w:t>5.  Going Live — Production Setup Checklist</w:t>
       </w:r>
     </w:p>
     <w:p>
       <w:r>
-        <w:t>6.  Agentic AI Security Control Plane</w:t>
+        <w:t>6.  Executive Overview</w:t>
       </w:r>
     </w:p>
     <w:p>
       <w:r>
-        <w:t>7.  Agent Inventory</w:t>
+        <w:t>7.  Agentic AI Security Control &amp; Governance</w:t>
       </w:r>
     </w:p>
     <w:p>
       <w:r>
-        <w:t>8.  Tool Toxicity Map</w:t>
+        <w:t>8.  Agent Inventory</w:t>
       </w:r>
     </w:p>
     <w:p>
       <w:r>
-        <w:t>9.  Guardrails &amp; Red Team</w:t>
+        <w:t>9.  Tool Toxicity Map</w:t>
       </w:r>
     </w:p>
     <w:p>
       <w:r>
-        <w:t>10.  Shadow AI Discovery</w:t>
+        <w:t>10.  Guardrails &amp; Red Team</w:t>
       </w:r>
     </w:p>
     <w:p>
       <w:r>
-        <w:t>11.  Kill Switch &amp; Runtime Enforcement</w:t>
+        <w:t>11.  Shadow AI Discovery</w:t>
       </w:r>
     </w:p>
     <w:p>
       <w:r>
-        <w:t>12.  AI Incidents &amp; Workflows</w:t>
+        <w:t>12.  Kill Switch &amp; Runtime Enforcement</w:t>
       </w:r>
     </w:p>
     <w:p>
       <w:r>
-        <w:t>13.  Defensibility &amp; Evidence</w:t>
+        <w:t>13.  AI Incidents &amp; Workflows</w:t>
       </w:r>
     </w:p>
     <w:p>
       <w:r>
-        <w:t>14.  Board Brief Scheduler</w:t>
+        <w:t>14.  Defensibility &amp; Evidence</w:t>
       </w:r>
     </w:p>
     <w:p>
       <w:r>
-        <w:t>15.  Settings, Branding &amp; Deployment</w:t>
+        <w:t>15.  Board Brief Scheduler</w:t>
       </w:r>
     </w:p>
     <w:p>
       <w:r>
-        <w:t>16.  Obserrian Advisor</w:t>
+        <w:t>16.  Settings, Branding &amp; Deployment</w:t>
       </w:r>
     </w:p>
     <w:p>
       <w:r>
-        <w:t>17.  Support</w:t>
+        <w:t>17.  Obserrian Advisor</w:t>
+      </w:r>
+    </w:p>
+    <w:p>
+      <w:r>
+        <w:t>18.  Support</w:t>
       </w:r>
     </w:p>
     <w:p>
@@ -199,7 +204,7 @@
     </w:p>
     <w:p>
       <w:r>
-        <w:t>Obserra Agentic AI Security is the control plane for the AI agents and models operating across your enterprise. It gives security, GRC and executive teams a single live view of which agents exist, what tools and permissions they hold, how much autonomy they have, and where their capabilities combine into dangerous — 'toxic' — patterns.</w:t>
+        <w:t>Obserra Agentic AI Security Control &amp; Governance lets you discover, understand, govern, constrain and respond to the AI agents and models operating across your enterprise — before delegated machine authority becomes enterprise risk. It gives security, GRC and executive teams a single live view of which agents exist, what tools and permissions they hold, how much autonomy they have, and where their capabilities combine into dangerous — 'toxic' — patterns.</w:t>
       </w:r>
     </w:p>
     <w:p>
@@ -331,7 +336,48 @@
         <w:rPr>
           <w:color w:val="0F1E3D"/>
         </w:rPr>
-        <w:t>5. Executive Overview</w:t>
+        <w:t>5. Going Live — Production Setup Checklist</w:t>
+      </w:r>
+    </w:p>
+    <w:p>
+      <w:r>
+        <w:t>Follow these steps to take Obserra from first sign-in to a fully live, audit-defensible deployment. Progress is tracked automatically by the Go-Live Readiness checklist on the Connector Health page — every check runs against real state, so the score reflects your actual production readiness (No-Mock).</w:t>
+      </w:r>
+    </w:p>
+    <w:p>
+      <w:r>
+        <w:t>1) Connect your sources. Open Connector Health (Sources) and connect your identity, agent and security feeds, then use 'Re-probe all connectors' so every source reads healthy and fresh. Enterprise connectors that need customer OAuth credentials are shown honestly as 'credentials required' until you supply them.</w:t>
+      </w:r>
+    </w:p>
+    <w:p>
+      <w:r>
+        <w:t>2) Run the Go-Live Readiness checklist. It evaluates eight live checks: database connectivity, source-connector ingestion, data freshness, identity inventory, the correlation &amp; risk engine, the AI advisor engine, the evidence integrity seal and the agent-runtime enforcement webhook. Each item shows Ready / Attention / Blocker with a live detail line, and the card auto-refreshes every 30 seconds.</w:t>
+      </w:r>
+    </w:p>
+    <w:p>
+      <w:r>
+        <w:t>3) Wire the agent-runtime enforcement webhook. Click 'Fix' on the runtime item (or go to Settings -&gt; Agent runtime connector) and register your signed HTTPS endpoint. Once saved, Kill / Suspend / Resume actions are dispatched (HMAC-SHA256 signed) to your external agent runtime and the checklist reaches 100% — 'Production ready'.</w:t>
+      </w:r>
+    </w:p>
+    <w:p>
+      <w:r>
+        <w:t>4) Confirm readiness everywhere. A green 'Production ready' badge with a trend sparkline appears on the Executive Overview, and the readiness score is recorded automatically every day (no login required) so leadership can watch the trend climb toward 100%.</w:t>
+      </w:r>
+    </w:p>
+    <w:p>
+      <w:r>
+        <w:t>5) Export the proof. Download the signed Evidence Pack — every page-one cover carries a SHA-256 'Verified by Obserra' integrity seal — and share it with auditors or fold the score into the emailed board digest.</w:t>
+      </w:r>
+    </w:p>
+    <w:p>
+      <w:pPr>
+        <w:pStyle w:val="Heading1"/>
+      </w:pPr>
+      <w:r>
+        <w:rPr>
+          <w:color w:val="0F1E3D"/>
+        </w:rPr>
+        <w:t>6. Executive Overview</w:t>
       </w:r>
     </w:p>
     <w:p>
@@ -395,7 +441,7 @@
         <w:rPr>
           <w:color w:val="0F1E3D"/>
         </w:rPr>
-        <w:t>6. Agentic AI Security Control Plane</w:t>
+        <w:t>7. Agentic AI Security Control &amp; Governance</w:t>
       </w:r>
     </w:p>
     <w:p>
@@ -411,7 +457,7 @@
         <w:rPr>
           <w:color w:val="0F1E3D"/>
         </w:rPr>
-        <w:t>7. Agent Inventory</w:t>
+        <w:t>8. Agent Inventory</w:t>
       </w:r>
     </w:p>
     <w:p>
@@ -427,7 +473,7 @@
         <w:rPr>
           <w:color w:val="0F1E3D"/>
         </w:rPr>
-        <w:t>8. Tool Toxicity Map</w:t>
+        <w:t>9. Tool Toxicity Map</w:t>
       </w:r>
     </w:p>
     <w:p>
@@ -443,7 +489,7 @@
         <w:rPr>
           <w:color w:val="0F1E3D"/>
         </w:rPr>
-        <w:t>9. Guardrails &amp; Red Team</w:t>
+        <w:t>10. Guardrails &amp; Red Team</w:t>
       </w:r>
     </w:p>
     <w:p>
@@ -459,7 +505,7 @@
         <w:rPr>
           <w:color w:val="0F1E3D"/>
         </w:rPr>
-        <w:t>10. Shadow AI Discovery</w:t>
+        <w:t>11. Shadow AI Discovery</w:t>
       </w:r>
     </w:p>
     <w:p>
@@ -475,7 +521,7 @@
         <w:rPr>
           <w:color w:val="0F1E3D"/>
         </w:rPr>
-        <w:t>11. Kill Switch &amp; Runtime Enforcement</w:t>
+        <w:t>12. Kill Switch &amp; Runtime Enforcement</w:t>
       </w:r>
     </w:p>
     <w:p>
@@ -491,7 +537,7 @@
         <w:rPr>
           <w:color w:val="0F1E3D"/>
         </w:rPr>
-        <w:t>12. AI Incidents &amp; Workflows</w:t>
+        <w:t>13. AI Incidents &amp; Workflows</w:t>
       </w:r>
     </w:p>
     <w:p>
@@ -507,7 +553,7 @@
         <w:rPr>
           <w:color w:val="0F1E3D"/>
         </w:rPr>
-        <w:t>13. Defensibility &amp; Evidence</w:t>
+        <w:t>14. Defensibility &amp; Evidence</w:t>
       </w:r>
     </w:p>
     <w:p>
@@ -523,7 +569,7 @@
         <w:rPr>
           <w:color w:val="0F1E3D"/>
         </w:rPr>
-        <w:t>14. Board Brief Scheduler</w:t>
+        <w:t>15. Board Brief Scheduler</w:t>
       </w:r>
     </w:p>
     <w:p>
@@ -539,7 +585,7 @@
         <w:rPr>
           <w:color w:val="0F1E3D"/>
         </w:rPr>
-        <w:t>15. Settings, Branding &amp; Deployment</w:t>
+        <w:t>16. Settings, Branding &amp; Deployment</w:t>
       </w:r>
     </w:p>
     <w:p>
@@ -603,7 +649,7 @@
         <w:rPr>
           <w:color w:val="0F1E3D"/>
         </w:rPr>
-        <w:t>16. Obserrian Advisor</w:t>
+        <w:t>17. Obserrian Advisor</w:t>
       </w:r>
     </w:p>
     <w:p>
@@ -619,7 +665,7 @@
         <w:rPr>
           <w:color w:val="0F1E3D"/>
         </w:rPr>
-        <w:t>17. Support</w:t>
+        <w:t>18. Support</w:t>
       </w:r>
     </w:p>
     <w:p>

--- a/backend/assets/docs/Obserra-SAP-UAC-Admin-Operator-Guide.docx
+++ b/backend/assets/docs/Obserra-SAP-UAC-Admin-Operator-Guide.docx
@@ -370,6 +370,54 @@
       </w:r>
     </w:p>
     <w:p>
+      <w:r>
+        <w:drawing>
+          <wp:inline xmlns:a="http://schemas.openxmlformats.org/drawingml/2006/main" xmlns:pic="http://schemas.openxmlformats.org/drawingml/2006/picture">
+            <wp:extent cx="5669280" cy="3543300"/>
+            <wp:docPr id="3" name="Picture 3"/>
+            <wp:cNvGraphicFramePr>
+              <a:graphicFrameLocks noChangeAspect="1"/>
+            </wp:cNvGraphicFramePr>
+            <a:graphic>
+              <a:graphicData uri="http://schemas.openxmlformats.org/drawingml/2006/picture">
+                <pic:pic>
+                  <pic:nvPicPr>
+                    <pic:cNvPr id="0" name="20_go_live.jpg"/>
+                    <pic:cNvPicPr/>
+                  </pic:nvPicPr>
+                  <pic:blipFill>
+                    <a:blip r:embed="rId11"/>
+                    <a:stretch>
+                      <a:fillRect/>
+                    </a:stretch>
+                  </pic:blipFill>
+                  <pic:spPr>
+                    <a:xfrm>
+                      <a:off x="0" y="0"/>
+                      <a:ext cx="5669280" cy="3543300"/>
+                    </a:xfrm>
+                    <a:prstGeom prst="rect"/>
+                  </pic:spPr>
+                </pic:pic>
+              </a:graphicData>
+            </a:graphic>
+          </wp:inline>
+        </w:drawing>
+      </w:r>
+    </w:p>
+    <w:p>
+      <w:pPr>
+        <w:jc w:val="center"/>
+      </w:pPr>
+      <w:r>
+        <w:rPr>
+          <w:color w:val="808080"/>
+          <w:sz w:val="16"/>
+        </w:rPr>
+        <w:t>Figure: Going Live — Production Setup Checklist</w:t>
+      </w:r>
+    </w:p>
+    <w:p>
       <w:pPr>
         <w:pStyle w:val="Heading1"/>
       </w:pPr>
@@ -390,7 +438,7 @@
         <w:drawing>
           <wp:inline xmlns:a="http://schemas.openxmlformats.org/drawingml/2006/main" xmlns:pic="http://schemas.openxmlformats.org/drawingml/2006/picture">
             <wp:extent cx="5669280" cy="3543300"/>
-            <wp:docPr id="3" name="Picture 3"/>
+            <wp:docPr id="4" name="Picture 4"/>
             <wp:cNvGraphicFramePr>
               <a:graphicFrameLocks noChangeAspect="1"/>
             </wp:cNvGraphicFramePr>
@@ -402,7 +450,7 @@
                     <pic:cNvPicPr/>
                   </pic:nvPicPr>
                   <pic:blipFill>
-                    <a:blip r:embed="rId11"/>
+                    <a:blip r:embed="rId12"/>
                     <a:stretch>
                       <a:fillRect/>
                     </a:stretch>
@@ -598,7 +646,7 @@
         <w:drawing>
           <wp:inline xmlns:a="http://schemas.openxmlformats.org/drawingml/2006/main" xmlns:pic="http://schemas.openxmlformats.org/drawingml/2006/picture">
             <wp:extent cx="5669280" cy="3543300"/>
-            <wp:docPr id="4" name="Picture 4"/>
+            <wp:docPr id="5" name="Picture 5"/>
             <wp:cNvGraphicFramePr>
               <a:graphicFrameLocks noChangeAspect="1"/>
             </wp:cNvGraphicFramePr>
@@ -610,7 +658,7 @@
                     <pic:cNvPicPr/>
                   </pic:nvPicPr>
                   <pic:blipFill>
-                    <a:blip r:embed="rId12"/>
+                    <a:blip r:embed="rId13"/>
                     <a:stretch>
                       <a:fillRect/>
                     </a:stretch>
